--- a/backend/data/templates/pt/politica_palavras_passe_pme.docx
+++ b/backend/data/templates/pt/politica_palavras_passe_pme.docx
@@ -200,7 +200,7 @@
           <w:szCs w:val="20"/>
           <w:lang w:val="pt-PT"/>
         </w:rPr>
-        <w:t>DL 125/2025 (NIS2)</w:t>
+        <w:t>NIS2 (Regime Jurídico da Cibersegurança e Regulamento n.º 756/2026 do CNCS) | QNRCS</w:t>
       </w:r>
     </w:p>
     <w:p>
@@ -322,7 +322,7 @@
                 <w:szCs w:val="19"/>
                 <w:lang w:val="pt-PT"/>
               </w:rPr>
-              <w:t xml:space="preserve"> alinhadas com o Decreto-Lei 125/2025 e a </w:t>
+              <w:t xml:space="preserve"> alinhadas com a NIS2. A NIS2 é uma diretiva europeia (Diretiva (UE) 2022/2555). Em Portugal, aplica-se através do Regime Jurídico da Cibersegurança (RJC), aprovado pelo Decreto-Lei n.º 125/2025, de 4 de dezembro, e do Regulamento n.º 756/2026 do Centro Nacional de Cibersegurança (CNCS), que define as medidas mínimas do Quadro Nacional de Referência para a Cibersegurança (QNRCS) e a plataforma eletrónica MyCiber.</w:t>
             </w:r>
             <w:proofErr w:type="spellStart"/>
             <w:r>
@@ -331,7 +331,6 @@
                 <w:szCs w:val="19"/>
                 <w:lang w:val="pt-PT"/>
               </w:rPr>
-              <w:t>Directiva</w:t>
             </w:r>
             <w:proofErr w:type="spellEnd"/>
             <w:r>
@@ -340,7 +339,6 @@
                 <w:szCs w:val="19"/>
                 <w:lang w:val="pt-PT"/>
               </w:rPr>
-              <w:t xml:space="preserve"> NIS2 (UE 2022/2555).</w:t>
             </w:r>
           </w:p>
           <w:p>
@@ -366,7 +364,7 @@
                 <w:szCs w:val="19"/>
                 <w:lang w:val="pt-PT"/>
               </w:rPr>
-              <w:t>adoptar</w:t>
+              <w:t>adotar</w:t>
             </w:r>
             <w:proofErr w:type="spellEnd"/>
             <w:r>
@@ -406,7 +404,7 @@
                 <w:szCs w:val="19"/>
                 <w:lang w:val="pt-PT"/>
               </w:rPr>
-              <w:t>rectos</w:t>
+              <w:t>retos</w:t>
             </w:r>
             <w:proofErr w:type="spellEnd"/>
             <w:r>
@@ -627,7 +625,7 @@
           <w:szCs w:val="20"/>
           <w:lang w:val="pt-PT"/>
         </w:rPr>
-        <w:t>Versão 1.0   |   [Data]   |   Classificação: Confidencial - Uso Interno</w:t>
+        <w:t xml:space="preserve">Versão 1.0   |   [Data]   |   Classificação: Confidencial - Uso Interno</w:t>
       </w:r>
     </w:p>
     <w:p>
@@ -645,7 +643,7 @@
           <w:szCs w:val="18"/>
           <w:lang w:val="pt-PT"/>
         </w:rPr>
-        <w:t>Alinhada com: NIS2 (UE 2022/2555) | DL 125/2025 | NIST SP 800-63B | ISO/IEC 27002</w:t>
+        <w:t>Alinhada com: NIS2 (Regime Jurídico da Cibersegurança e Regulamento n.º 756/2026 do CNCS) | QNRCS | NIST SP 800-63B-4 | ISO/IEC 27002</w:t>
       </w:r>
     </w:p>
     <w:p>
@@ -654,6 +652,8 @@
           <w:lang w:val="pt-PT"/>
         </w:rPr>
         <w:sectPr>
+          <w:headerReference w:type="default" r:id="rId11"/>
+          <w:footerReference w:type="default" r:id="rId12"/>
           <w:pgSz w:w="11906" w:h="16838"/>
           <w:pgMar w:top="1440" w:right="1440" w:bottom="1440" w:left="1440" w:header="708" w:footer="708" w:gutter="0"/>
           <w:cols w:space="720"/>
@@ -1842,7 +1842,7 @@
       </w:r>
       <w:proofErr w:type="spellStart"/>
       <w:r>
-        <w:t>Objectivos</w:t>
+        <w:t>Objetivos</w:t>
       </w:r>
       <w:proofErr w:type="spellEnd"/>
     </w:p>
@@ -1894,21 +1894,21 @@
         <w:rPr>
           <w:lang w:val="pt-PT"/>
         </w:rPr>
-        <w:t>directrizes</w:t>
+        <w:t>diretrizes</w:t>
       </w:r>
       <w:proofErr w:type="spellEnd"/>
       <w:r>
         <w:rPr>
           <w:lang w:val="pt-PT"/>
         </w:rPr>
-        <w:t xml:space="preserve"> do NIST SP 800-63B, abandonou a prática de rotações periódicas forçadas em favor de palavras-passe mais longas e da autenticação </w:t>
+        <w:t xml:space="preserve"> do NIST SP 800-63B-4 (2025), abandonou a prática de rotações periódicas forçadas em favor de palavras-passe mais longas e da autenticação </w:t>
       </w:r>
       <w:proofErr w:type="spellStart"/>
       <w:r>
         <w:rPr>
           <w:lang w:val="pt-PT"/>
         </w:rPr>
-        <w:t>multifactor</w:t>
+        <w:t>multifator</w:t>
       </w:r>
       <w:proofErr w:type="spellEnd"/>
       <w:r>
@@ -1936,7 +1936,7 @@
         <w:rPr>
           <w:lang w:val="pt-PT"/>
         </w:rPr>
-        <w:t>protecção</w:t>
+        <w:t>proteção</w:t>
       </w:r>
       <w:proofErr w:type="spellEnd"/>
       <w:r>
@@ -2022,43 +2022,39 @@
                 <w:szCs w:val="20"/>
                 <w:lang w:val="pt-PT"/>
               </w:rPr>
-              <w:t xml:space="preserve">DL 125/2025, </w:t>
-            </w:r>
-            <w:proofErr w:type="spellStart"/>
-            <w:r>
-              <w:rPr>
-                <w:sz w:val="20"/>
-                <w:szCs w:val="20"/>
-                <w:lang w:val="pt-PT"/>
-              </w:rPr>
-              <w:t>Art</w:t>
-            </w:r>
-            <w:proofErr w:type="spellEnd"/>
-            <w:r>
-              <w:rPr>
-                <w:sz w:val="20"/>
-                <w:szCs w:val="20"/>
-                <w:lang w:val="pt-PT"/>
-              </w:rPr>
-              <w:t xml:space="preserve">. 10.º, n.º 2, al. b) - As entidades devem implementar políticas de autenticação robusta, incluindo autenticação </w:t>
-            </w:r>
-            <w:proofErr w:type="spellStart"/>
-            <w:r>
-              <w:rPr>
-                <w:sz w:val="20"/>
-                <w:szCs w:val="20"/>
-                <w:lang w:val="pt-PT"/>
-              </w:rPr>
-              <w:t>multifactor</w:t>
-            </w:r>
-            <w:proofErr w:type="spellEnd"/>
-            <w:r>
-              <w:rPr>
-                <w:sz w:val="20"/>
-                <w:szCs w:val="20"/>
-                <w:lang w:val="pt-PT"/>
-              </w:rPr>
-              <w:t xml:space="preserve"> para sistemas críticos e contas privilegiadas.</w:t>
+              <w:t>RJC, art. 27.º, n.º 1, al. h) (controlo de acessos) e al. i) (autenticação multifator ou contínua). QNRCS (Regulamento n.º 756/2026, Anexo III): PR.GA-1 (nível Básico) exige uma Política de Palavra-passe aprovada e implementada; PR.GA-3 (nível Básico) exige MFA nos acessos remotos e contas privilegiadas. Esta política vai mais longe e exige MFA em todas as contas que o suportem (secção 10). Os controlos a que dá evidência estão na secção 17.</w:t>
+            </w:r>
+            <w:proofErr w:type="spellStart"/>
+            <w:r>
+              <w:rPr>
+                <w:sz w:val="20"/>
+                <w:szCs w:val="20"/>
+                <w:lang w:val="pt-PT"/>
+              </w:rPr>
+            </w:r>
+            <w:proofErr w:type="spellEnd"/>
+            <w:r>
+              <w:rPr>
+                <w:sz w:val="20"/>
+                <w:szCs w:val="20"/>
+                <w:lang w:val="pt-PT"/>
+              </w:rPr>
+            </w:r>
+            <w:proofErr w:type="spellStart"/>
+            <w:r>
+              <w:rPr>
+                <w:sz w:val="20"/>
+                <w:szCs w:val="20"/>
+                <w:lang w:val="pt-PT"/>
+              </w:rPr>
+            </w:r>
+            <w:proofErr w:type="spellEnd"/>
+            <w:r>
+              <w:rPr>
+                <w:sz w:val="20"/>
+                <w:szCs w:val="20"/>
+                <w:lang w:val="pt-PT"/>
+              </w:rPr>
             </w:r>
           </w:p>
         </w:tc>
@@ -2323,16 +2319,16 @@
                 <w:szCs w:val="20"/>
                 <w:lang w:val="pt-PT"/>
               </w:rPr>
-              <w:t>actuais</w:t>
-            </w:r>
-            <w:proofErr w:type="spellEnd"/>
-            <w:r>
-              <w:rPr>
-                <w:sz w:val="20"/>
-                <w:szCs w:val="20"/>
-                <w:lang w:val="pt-PT"/>
-              </w:rPr>
-              <w:t xml:space="preserve"> (NIST SP 800-63B) recomendam que as palavras-passe NÃO sejam alteradas periodicamente apenas por rotina. A rotação forçada regular leva os utilizadores a criar palavras-passe previsíveis (</w:t>
+              <w:t>atuais</w:t>
+            </w:r>
+            <w:proofErr w:type="spellEnd"/>
+            <w:r>
+              <w:rPr>
+                <w:sz w:val="20"/>
+                <w:szCs w:val="20"/>
+                <w:lang w:val="pt-PT"/>
+              </w:rPr>
+              <w:t xml:space="preserve"> (NIST SP 800-63B-4) recomendam que as palavras-passe NÃO sejam alteradas periodicamente apenas por rotina. A rotação forçada regular leva os utilizadores a criar palavras-passe previsíveis (</w:t>
             </w:r>
             <w:proofErr w:type="spellStart"/>
             <w:r>
@@ -2453,14 +2449,14 @@
         <w:rPr>
           <w:lang w:val="pt-PT"/>
         </w:rPr>
-        <w:t>factor</w:t>
+        <w:t>fator</w:t>
       </w:r>
       <w:proofErr w:type="spellEnd"/>
       <w:r>
         <w:rPr>
           <w:lang w:val="pt-PT"/>
         </w:rPr>
-        <w:t>. O MFA é obrigatório para sistemas críticos e contas de administrador.</w:t>
+        <w:t>. O MFA é obrigatório em todas as contas que o suportem e, sempre, nos acessos remotos, nas contas de administração, no correio eletrónico e nos serviços na nuvem.</w:t>
       </w:r>
     </w:p>
     <w:p>
@@ -2511,7 +2507,7 @@
           <w:szCs w:val="20"/>
           <w:lang w:val="pt-PT"/>
         </w:rPr>
-        <w:t>Detecção</w:t>
+        <w:t>Deteção</w:t>
       </w:r>
       <w:proofErr w:type="spellEnd"/>
       <w:r>
@@ -2595,7 +2591,7 @@
         <w:rPr>
           <w:lang w:val="pt-PT"/>
         </w:rPr>
-        <w:t>Os requisitos variam conforme o nível de acesso. A tabela seguinte resume os requisitos mínimos. O uso de MFA é sempre preferível a um comprimento de palavra-passe mais elevado:</w:t>
+        <w:t>Os requisitos variam conforme o tipo de conta. A tabela seguinte resume os requisitos mínimos:</w:t>
       </w:r>
     </w:p>
     <w:p>
@@ -2921,15 +2917,14 @@
                 <w:sz w:val="20"/>
                 <w:szCs w:val="20"/>
               </w:rPr>
-              <w:t xml:space="preserve">12 </w:t>
-            </w:r>
-            <w:proofErr w:type="spellStart"/>
-            <w:r>
-              <w:rPr>
-                <w:sz w:val="20"/>
-                <w:szCs w:val="20"/>
-              </w:rPr>
-              <w:t>caracteres</w:t>
+              <w:t>12 caracteres com MFA; 15 se a palavra-passe for o único fator</w:t>
+            </w:r>
+            <w:proofErr w:type="spellStart"/>
+            <w:r>
+              <w:rPr>
+                <w:sz w:val="20"/>
+                <w:szCs w:val="20"/>
+              </w:rPr>
             </w:r>
             <w:proofErr w:type="spellEnd"/>
           </w:p>
@@ -2999,7 +2994,7 @@
                 <w:sz w:val="20"/>
                 <w:szCs w:val="20"/>
               </w:rPr>
-              <w:t>Recomendado</w:t>
+              <w:t>Obrigatório (se o sistema o suportar)</w:t>
             </w:r>
             <w:proofErr w:type="spellEnd"/>
           </w:p>
@@ -3174,15 +3169,14 @@
                 <w:sz w:val="20"/>
                 <w:szCs w:val="20"/>
               </w:rPr>
-              <w:t xml:space="preserve">16 </w:t>
-            </w:r>
-            <w:proofErr w:type="spellStart"/>
-            <w:r>
-              <w:rPr>
-                <w:sz w:val="20"/>
-                <w:szCs w:val="20"/>
-              </w:rPr>
-              <w:t>caracteres</w:t>
+              <w:t>12 caracteres (o MFA é obrigatório)</w:t>
+            </w:r>
+            <w:proofErr w:type="spellStart"/>
+            <w:r>
+              <w:rPr>
+                <w:sz w:val="20"/>
+                <w:szCs w:val="20"/>
+              </w:rPr>
             </w:r>
             <w:proofErr w:type="spellEnd"/>
           </w:p>
@@ -3364,15 +3358,14 @@
                 <w:sz w:val="20"/>
                 <w:szCs w:val="20"/>
               </w:rPr>
-              <w:t xml:space="preserve">20 </w:t>
-            </w:r>
-            <w:proofErr w:type="spellStart"/>
-            <w:r>
-              <w:rPr>
-                <w:sz w:val="20"/>
-                <w:szCs w:val="20"/>
-              </w:rPr>
-              <w:t>caracteres</w:t>
+              <w:t>15 caracteres (a palavra-passe é o único fator)</w:t>
+            </w:r>
+            <w:proofErr w:type="spellStart"/>
+            <w:r>
+              <w:rPr>
+                <w:sz w:val="20"/>
+                <w:szCs w:val="20"/>
+              </w:rPr>
             </w:r>
             <w:proofErr w:type="spellEnd"/>
           </w:p>
@@ -3397,46 +3390,18 @@
           </w:tcPr>
           <w:p>
             <w:proofErr w:type="spellStart"/>
-            <w:r>
-              <w:rPr>
-                <w:sz w:val="20"/>
-                <w:szCs w:val="20"/>
-              </w:rPr>
-              <w:t>Anualmente</w:t>
-            </w:r>
-            <w:proofErr w:type="spellEnd"/>
-            <w:r>
-              <w:rPr>
-                <w:sz w:val="20"/>
-                <w:szCs w:val="20"/>
-              </w:rPr>
-              <w:t xml:space="preserve"> </w:t>
-            </w:r>
-            <w:proofErr w:type="spellStart"/>
-            <w:r>
-              <w:rPr>
-                <w:sz w:val="20"/>
-                <w:szCs w:val="20"/>
-              </w:rPr>
-              <w:t>ou</w:t>
-            </w:r>
-            <w:proofErr w:type="spellEnd"/>
-            <w:r>
-              <w:rPr>
-                <w:sz w:val="20"/>
-                <w:szCs w:val="20"/>
-              </w:rPr>
-              <w:t xml:space="preserve"> se </w:t>
-            </w:r>
-            <w:proofErr w:type="spellStart"/>
-            <w:r>
-              <w:rPr>
-                <w:sz w:val="20"/>
-                <w:szCs w:val="20"/>
-              </w:rPr>
-              <w:t>comprometida</w:t>
-            </w:r>
-            <w:proofErr w:type="spellEnd"/>
+            <w:proofErr w:type="spellEnd"/>
+            <w:proofErr w:type="spellStart"/>
+            <w:proofErr w:type="spellEnd"/>
+            <w:proofErr w:type="spellStart"/>
+            <w:proofErr w:type="spellEnd"/>
+            <w:r>
+              <w:rPr>
+                <w:sz w:val="20"/>
+                <w:szCs w:val="20"/>
+              </w:rPr>
+              <w:t>Só se comprometida</w:t>
+            </w:r>
           </w:p>
         </w:tc>
         <w:tc>
@@ -3509,7 +3474,7 @@
                 <w:szCs w:val="20"/>
                 <w:lang w:val="pt-PT"/>
               </w:rPr>
-              <w:t>interactivo</w:t>
+              <w:t>interativo</w:t>
             </w:r>
             <w:proofErr w:type="spellEnd"/>
             <w:r>
@@ -3782,7 +3747,7 @@
         <w:rPr>
           <w:lang w:val="pt-PT"/>
         </w:rPr>
-        <w:t>Comprimento mínimo de 12 caracteres para utilizadores standard; 16 para administradores; 20 para contas de serviço.</w:t>
+        <w:t>Comprimento mínimo: 12 caracteres quando a conta tem MFA; 15 caracteres quando a palavra-passe é o único fator de autenticação (NIST SP 800-63B-4 (2025), secção 3.1.1.2). A regra vale para todos os tipos de conta, incluindo administração e contas de serviço.</w:t>
       </w:r>
     </w:p>
     <w:p>
@@ -3855,56 +3820,6 @@
           <w:lang w:val="pt-PT"/>
         </w:rPr>
         <w:t>Rejeitar palavras-passe presentes em listas de palavras-passe comuns e em bases de dados de credenciais comprometidas.</w:t>
-      </w:r>
-    </w:p>
-    <w:p>
-      <w:pPr>
-        <w:pStyle w:val="ListParagraph"/>
-        <w:numPr>
-          <w:ilvl w:val="0"/>
-          <w:numId w:val="2"/>
-        </w:numPr>
-        <w:rPr>
-          <w:lang w:val="pt-PT"/>
-        </w:rPr>
-      </w:pPr>
-      <w:r>
-        <w:rPr>
-          <w:lang w:val="pt-PT"/>
-        </w:rPr>
-        <w:t>Rejeitar variantes incrementais de palavras-passe anteriores (</w:t>
-      </w:r>
-      <w:proofErr w:type="spellStart"/>
-      <w:r>
-        <w:rPr>
-          <w:lang w:val="pt-PT"/>
-        </w:rPr>
-        <w:t>ex</w:t>
-      </w:r>
-      <w:proofErr w:type="spellEnd"/>
-      <w:r>
-        <w:rPr>
-          <w:lang w:val="pt-PT"/>
-        </w:rPr>
-        <w:t>: adicionar apenas um número ao final).</w:t>
-      </w:r>
-    </w:p>
-    <w:p>
-      <w:pPr>
-        <w:pStyle w:val="ListParagraph"/>
-        <w:numPr>
-          <w:ilvl w:val="0"/>
-          <w:numId w:val="2"/>
-        </w:numPr>
-        <w:rPr>
-          <w:lang w:val="pt-PT"/>
-        </w:rPr>
-      </w:pPr>
-      <w:r>
-        <w:rPr>
-          <w:lang w:val="pt-PT"/>
-        </w:rPr>
-        <w:t>Manter histórico das últimas 12 palavras-passe para impedir reutilização.</w:t>
       </w:r>
     </w:p>
     <w:p>
@@ -4025,7 +3940,7 @@
                 <w:szCs w:val="20"/>
                 <w:lang w:val="pt-PT"/>
               </w:rPr>
-              <w:t>Porquê é boa ou má prática</w:t>
+              <w:t>Porque é boa ou má prática</w:t>
             </w:r>
           </w:p>
         </w:tc>
@@ -4058,7 +3973,7 @@
                 <w:sz w:val="20"/>
                 <w:szCs w:val="20"/>
               </w:rPr>
-              <w:t>✔  Caderno-Azul-Janela-2025!</w:t>
+              <w:t xml:space="preserve">✔  Caderno-Azul-Janela-2025!</w:t>
             </w:r>
           </w:p>
         </w:tc>
@@ -4092,7 +4007,7 @@
                 <w:szCs w:val="20"/>
                 <w:lang w:val="pt-PT"/>
               </w:rPr>
-              <w:t>Frase-passe longa e fácil de memorizar. 4 palavras + ano + especial. Muito difícil de adivinhar.</w:t>
+              <w:t>Frase-passe longa e fácil de memorizar. 3 palavras + ano + símbolo, 25 caracteres. Muito difícil de adivinhar.</w:t>
             </w:r>
           </w:p>
         </w:tc>
@@ -4125,7 +4040,7 @@
                 <w:sz w:val="20"/>
                 <w:szCs w:val="20"/>
               </w:rPr>
-              <w:t>✔  CavaloRoxoBrilhante#7</w:t>
+              <w:t xml:space="preserve">✔  CavaloRoxoBrilhante#7</w:t>
             </w:r>
           </w:p>
         </w:tc>
@@ -4192,7 +4107,7 @@
                 <w:sz w:val="20"/>
                 <w:szCs w:val="20"/>
               </w:rPr>
-              <w:t>✔  K#9mP$vLq!8nXz@2</w:t>
+              <w:t>✔  K#9mP$vLq!8nXz@</w:t>
             </w:r>
           </w:p>
         </w:tc>
@@ -4226,7 +4141,7 @@
                 <w:szCs w:val="20"/>
                 <w:lang w:val="pt-PT"/>
               </w:rPr>
-              <w:t>16 caracteres gerados por um gestor de palavras-passe. Aleatória e única por serviço.</w:t>
+              <w:t>15 caracteres gerados por um gestor de palavras-passe. Aleatória e única por serviço.</w:t>
             </w:r>
           </w:p>
         </w:tc>
@@ -4259,7 +4174,7 @@
                 <w:sz w:val="20"/>
                 <w:szCs w:val="20"/>
               </w:rPr>
-              <w:t>✘  password123</w:t>
+              <w:t xml:space="preserve">✘  password123</w:t>
             </w:r>
           </w:p>
         </w:tc>
@@ -4326,7 +4241,7 @@
                 <w:sz w:val="20"/>
                 <w:szCs w:val="20"/>
               </w:rPr>
-              <w:t>✘  Empresa2024!</w:t>
+              <w:t xml:space="preserve">✘  Empresa2024!</w:t>
             </w:r>
           </w:p>
         </w:tc>
@@ -4515,7 +4430,7 @@
                 <w:sz w:val="20"/>
                 <w:szCs w:val="20"/>
               </w:rPr>
-              <w:t>✘  qwerty</w:t>
+              <w:t xml:space="preserve">✘  qwerty</w:t>
             </w:r>
           </w:p>
         </w:tc>
@@ -4689,7 +4604,7 @@
         <w:rPr>
           <w:lang w:val="pt-PT"/>
         </w:rPr>
-        <w:t>detecta</w:t>
+        <w:t>deteta</w:t>
       </w:r>
       <w:proofErr w:type="spellEnd"/>
       <w:r>
@@ -4751,24 +4666,6 @@
           <w:lang w:val="pt-PT"/>
         </w:rPr>
         <w:t>Após qualquer incidente de segurança que possa ter exposto credenciais.</w:t>
-      </w:r>
-    </w:p>
-    <w:p>
-      <w:pPr>
-        <w:pStyle w:val="ListParagraph"/>
-        <w:numPr>
-          <w:ilvl w:val="0"/>
-          <w:numId w:val="2"/>
-        </w:numPr>
-        <w:rPr>
-          <w:lang w:val="pt-PT"/>
-        </w:rPr>
-      </w:pPr>
-      <w:r>
-        <w:rPr>
-          <w:lang w:val="pt-PT"/>
-        </w:rPr>
-        <w:t>Anualmente para contas de serviço, mesmo sem suspeita de comprometimento.</w:t>
       </w:r>
     </w:p>
     <w:p>
@@ -4851,7 +4748,7 @@
                 <w:szCs w:val="20"/>
                 <w:lang w:val="pt-PT"/>
               </w:rPr>
-              <w:t>NIST SP 800-63B, Sec. 5.1.1.2 - Não impor expiração periódica de palavras-passe sem evidência de comprometimento. Verificar periodicamente as palavras-passe armazenadas contra listas de credenciais comprometidas e forçar alteração se encontradas.</w:t>
+              <w:t>NIST SP 800-63B-4 (2025), secção 3.1.1.2 - Não impor a alteração periódica das palavras-passe; forçar a alteração quando houver indício de comprometimento (por exemplo, a palavra-passe aparece numa fuga conhecida). Verificar cada palavra-passe nova contra uma lista de palavras-passe comuns ou comprometidas. Comprimento mínimo de 15 caracteres quando a palavra-passe é o único fator e de 8 quando faz parte de MFA (esta política fixa 12).</w:t>
             </w:r>
           </w:p>
         </w:tc>
@@ -4886,7 +4783,7 @@
         <w:rPr>
           <w:lang w:val="pt-PT"/>
         </w:rPr>
-        <w:t>Protecção</w:t>
+        <w:t>Proteção</w:t>
       </w:r>
       <w:proofErr w:type="spellEnd"/>
       <w:r>
@@ -5485,7 +5382,7 @@
         <w:rPr>
           <w:lang w:val="pt-PT"/>
         </w:rPr>
-        <w:t>As bases de dados de credenciais devem estar encriptadas e com acesso restrito.</w:t>
+        <w:t>As bases de dados de credenciais devem estar cifradas e com acesso restrito.</w:t>
       </w:r>
     </w:p>
     <w:p>
@@ -5524,7 +5421,7 @@
         <w:rPr>
           <w:lang w:val="pt-PT"/>
         </w:rPr>
-        <w:t>Os sistemas de autenticação devem implementar pelo menos um mecanismo de prevenção de ataques automatizados:</w:t>
+        <w:t>Os sistemas de autenticação aplicam sempre o bloqueio de conta e, quando possível, os outros mecanismos da tabela:</w:t>
       </w:r>
     </w:p>
     <w:p>
@@ -5757,7 +5654,7 @@
                 <w:szCs w:val="20"/>
                 <w:lang w:val="pt-PT"/>
               </w:rPr>
-              <w:t>Conta suspensa após 5 tentativas falhadas consecutivas. Suspensão automática de 15 minutos, ou desbloqueio manual pelo Responsável de TI para contas críticas.</w:t>
+              <w:t>Conta bloqueada após 5 tentativas falhadas consecutivas. Suspensão automática de 15 minutos, ou desbloqueio manual pelo Responsável de TI para contas críticas.</w:t>
             </w:r>
           </w:p>
         </w:tc>
@@ -6255,7 +6152,7 @@
         <w:rPr>
           <w:lang w:val="pt-PT"/>
         </w:rPr>
-        <w:t>Multifactor</w:t>
+        <w:t>Multifator</w:t>
       </w:r>
       <w:proofErr w:type="spellEnd"/>
       <w:r>
@@ -6283,7 +6180,7 @@
         <w:rPr>
           <w:lang w:val="pt-PT"/>
         </w:rPr>
-        <w:t>multifactor</w:t>
+        <w:t>multifator</w:t>
       </w:r>
       <w:proofErr w:type="spellEnd"/>
       <w:r>
@@ -6313,7 +6210,7 @@
         <w:rPr>
           <w:lang w:val="pt-PT"/>
         </w:rPr>
-        <w:t>factor</w:t>
+        <w:t>fator</w:t>
       </w:r>
       <w:proofErr w:type="spellEnd"/>
       <w:r>
@@ -6334,7 +6231,7 @@
         <w:rPr>
           <w:lang w:val="pt-PT"/>
         </w:rPr>
-        <w:t xml:space="preserve">O MFA é </w:t>
+        <w:t>O MFA é obrigatório em todas as contas que o suportem e, sempre, nos acessos remotos, nas contas de administração, no correio eletrónico e nos serviços na nuvem (RJC, art. 27.º, n.º 1, al. i)). Se um sistema não suportar MFA, a palavra-passe tem de ter pelo menos 15 caracteres e a exceção é aprovada pelo Responsável de Cibersegurança e registada (registo de exceções da Política de Gestão de Identidades, Autenticação e Controlo de Acessos). A tabela seguinte define os métodos aceites, por ordem de preferência:</w:t>
       </w:r>
       <w:r>
         <w:rPr>
@@ -6342,13 +6239,11 @@
           <w:bCs/>
           <w:lang w:val="pt-PT"/>
         </w:rPr>
-        <w:t>obrigatório</w:t>
-      </w:r>
-      <w:r>
-        <w:rPr>
-          <w:lang w:val="pt-PT"/>
-        </w:rPr>
-        <w:t xml:space="preserve"> para acesso remoto, sistemas críticos e contas de administrador. Para todos os outros sistemas, o MFA é fortemente recomendado. A tabela seguinte define os métodos aceites, por ordem de preferência:</w:t>
+      </w:r>
+      <w:r>
+        <w:rPr>
+          <w:lang w:val="pt-PT"/>
+        </w:rPr>
       </w:r>
     </w:p>
     <w:p>
@@ -7107,7 +7002,7 @@
                 <w:szCs w:val="20"/>
                 <w:lang w:val="pt-PT"/>
               </w:rPr>
-              <w:t>interceptado</w:t>
+              <w:t>intercetado</w:t>
             </w:r>
             <w:proofErr w:type="spellEnd"/>
             <w:r>
@@ -7327,7 +7222,7 @@
                 <w:sz w:val="20"/>
                 <w:szCs w:val="20"/>
               </w:rPr>
-              <w:t xml:space="preserve"> factor.</w:t>
+              <w:t xml:space="preserve"> fator.</w:t>
             </w:r>
           </w:p>
         </w:tc>
@@ -7548,25 +7443,23 @@
                 <w:szCs w:val="20"/>
                 <w:lang w:val="pt-PT"/>
               </w:rPr>
-              <w:t xml:space="preserve">DL 125/2025, </w:t>
-            </w:r>
-            <w:proofErr w:type="spellStart"/>
-            <w:r>
-              <w:rPr>
-                <w:sz w:val="20"/>
-                <w:szCs w:val="20"/>
-                <w:lang w:val="pt-PT"/>
-              </w:rPr>
-              <w:t>Art</w:t>
-            </w:r>
-            <w:proofErr w:type="spellEnd"/>
-            <w:r>
-              <w:rPr>
-                <w:sz w:val="20"/>
-                <w:szCs w:val="20"/>
-                <w:lang w:val="pt-PT"/>
-              </w:rPr>
-              <w:t>. 10.º, n.º 2, al. b) - MFA obrigatório para acesso a sistemas críticos, especialmente para acessos remotos e contas privilegiadas.</w:t>
+              <w:t>RJC, art. 27.º, n.º 1, al. i) - utilização de autenticação multifator ou contínua. QNRCS PR.GA-3 (Regulamento n.º 756/2026, Anexo III) - MFA nos acessos remotos e contas privilegiadas (nível Básico), nos sistemas críticos (nível Substancial) e em todos os ativos que o permitam (nível Elevado). Esta política exige MFA em todas as contas que o suportem desde o nível Básico.</w:t>
+            </w:r>
+            <w:proofErr w:type="spellStart"/>
+            <w:r>
+              <w:rPr>
+                <w:sz w:val="20"/>
+                <w:szCs w:val="20"/>
+                <w:lang w:val="pt-PT"/>
+              </w:rPr>
+            </w:r>
+            <w:proofErr w:type="spellEnd"/>
+            <w:r>
+              <w:rPr>
+                <w:sz w:val="20"/>
+                <w:szCs w:val="20"/>
+                <w:lang w:val="pt-PT"/>
+              </w:rPr>
             </w:r>
           </w:p>
         </w:tc>
@@ -7630,7 +7523,7 @@
           <w:szCs w:val="20"/>
           <w:lang w:val="pt-PT"/>
         </w:rPr>
-        <w:t xml:space="preserve">Encriptação do cofre: </w:t>
+        <w:t xml:space="preserve">Cifra do cofre: </w:t>
       </w:r>
       <w:r>
         <w:rPr>
@@ -7643,7 +7536,7 @@
         <w:rPr>
           <w:lang w:val="pt-PT"/>
         </w:rPr>
-        <w:t>arquitectura</w:t>
+        <w:t>arquitetura</w:t>
       </w:r>
       <w:proofErr w:type="spellEnd"/>
       <w:r>
@@ -7821,7 +7714,7 @@
         <w:rPr>
           <w:lang w:val="pt-PT"/>
         </w:rPr>
-        <w:t>factor</w:t>
+        <w:t>fator</w:t>
       </w:r>
       <w:proofErr w:type="spellEnd"/>
       <w:r>
@@ -8225,7 +8118,7 @@
                 <w:szCs w:val="20"/>
                 <w:lang w:val="pt-PT"/>
               </w:rPr>
-              <w:t>directa</w:t>
+              <w:t>direta</w:t>
             </w:r>
             <w:proofErr w:type="spellEnd"/>
             <w:r>
@@ -8762,7 +8655,7 @@
                 <w:szCs w:val="20"/>
                 <w:lang w:val="pt-PT"/>
               </w:rPr>
-              <w:t>interceptável</w:t>
+              <w:t>intercetável</w:t>
             </w:r>
             <w:proofErr w:type="spellEnd"/>
             <w:r>
@@ -9129,27 +9022,25 @@
                 <w:sz w:val="20"/>
                 <w:szCs w:val="20"/>
               </w:rPr>
-              <w:t>Administração</w:t>
-            </w:r>
-            <w:proofErr w:type="spellEnd"/>
-            <w:r>
-              <w:rPr>
-                <w:b/>
-                <w:bCs/>
-                <w:sz w:val="20"/>
-                <w:szCs w:val="20"/>
-              </w:rPr>
-              <w:t xml:space="preserve"> / </w:t>
-            </w:r>
-            <w:proofErr w:type="spellStart"/>
-            <w:r>
-              <w:rPr>
-                <w:b/>
-                <w:bCs/>
-                <w:sz w:val="20"/>
-                <w:szCs w:val="20"/>
-              </w:rPr>
-              <w:t>Gerência</w:t>
+              <w:t>Órgão de gestão</w:t>
+            </w:r>
+            <w:proofErr w:type="spellEnd"/>
+            <w:r>
+              <w:rPr>
+                <w:b/>
+                <w:bCs/>
+                <w:sz w:val="20"/>
+                <w:szCs w:val="20"/>
+              </w:rPr>
+            </w:r>
+            <w:proofErr w:type="spellStart"/>
+            <w:r>
+              <w:rPr>
+                <w:b/>
+                <w:bCs/>
+                <w:sz w:val="20"/>
+                <w:szCs w:val="20"/>
+              </w:rPr>
             </w:r>
             <w:proofErr w:type="spellEnd"/>
           </w:p>
@@ -9184,7 +9075,7 @@
                 <w:szCs w:val="20"/>
                 <w:lang w:val="pt-PT"/>
               </w:rPr>
-              <w:t>Aprovar esta política e os recursos necessários. Ser informada em caso de incidente grave envolvendo comprometimento de credenciais.</w:t>
+              <w:t>Aprovar esta política e os recursos necessários (RJC, art. 25.º, n.º 1, al. a)) e supervisionar a sua aplicação. Ser informado em caso de incidente grave envolvendo comprometimento de credenciais.</w:t>
             </w:r>
           </w:p>
         </w:tc>
@@ -9209,20 +9100,18 @@
             <w:vAlign w:val="center"/>
           </w:tcPr>
           <w:p>
-            <w:pPr>
-              <w:rPr>
-                <w:lang w:val="pt-PT"/>
-              </w:rPr>
-            </w:pPr>
-            <w:r>
-              <w:rPr>
-                <w:b/>
-                <w:bCs/>
-                <w:sz w:val="20"/>
-                <w:szCs w:val="20"/>
-                <w:lang w:val="pt-PT"/>
-              </w:rPr>
-              <w:t>Responsável de TI (interno ou externo)</w:t>
+            <w:proofErr w:type="spellStart"/>
+            <w:proofErr w:type="spellEnd"/>
+            <w:proofErr w:type="spellStart"/>
+            <w:proofErr w:type="spellEnd"/>
+            <w:r>
+              <w:rPr>
+                <w:b/>
+                <w:bCs/>
+                <w:sz w:val="20"/>
+                <w:szCs w:val="20"/>
+              </w:rPr>
+              <w:t>Responsável de Cibersegurança</w:t>
             </w:r>
           </w:p>
         </w:tc>
@@ -9245,45 +9134,18 @@
             <w:vAlign w:val="center"/>
           </w:tcPr>
           <w:p>
-            <w:r>
-              <w:rPr>
-                <w:sz w:val="20"/>
-                <w:szCs w:val="20"/>
-                <w:lang w:val="pt-PT"/>
-              </w:rPr>
-              <w:t xml:space="preserve">Implementar os controlos técnicos nos sistemas. Gerir o ciclo de vida das contas. Rever alertas de autenticação suspeita. Gerir o gestor de palavras-passe corporativo. </w:t>
-            </w:r>
-            <w:proofErr w:type="spellStart"/>
-            <w:r>
-              <w:rPr>
-                <w:sz w:val="20"/>
-                <w:szCs w:val="20"/>
-              </w:rPr>
-              <w:t>Aprovar</w:t>
-            </w:r>
-            <w:proofErr w:type="spellEnd"/>
-            <w:r>
-              <w:rPr>
-                <w:sz w:val="20"/>
-                <w:szCs w:val="20"/>
-              </w:rPr>
-              <w:t xml:space="preserve"> </w:t>
-            </w:r>
-            <w:proofErr w:type="spellStart"/>
-            <w:r>
-              <w:rPr>
-                <w:sz w:val="20"/>
-                <w:szCs w:val="20"/>
-              </w:rPr>
-              <w:t>excepções</w:t>
-            </w:r>
-            <w:proofErr w:type="spellEnd"/>
-            <w:r>
-              <w:rPr>
-                <w:sz w:val="20"/>
-                <w:szCs w:val="20"/>
-              </w:rPr>
-              <w:t>.</w:t>
+            <w:pPr>
+              <w:rPr>
+                <w:lang w:val="pt-PT"/>
+              </w:rPr>
+            </w:pPr>
+            <w:r>
+              <w:rPr>
+                <w:sz w:val="20"/>
+                <w:szCs w:val="20"/>
+                <w:lang w:val="pt-PT"/>
+              </w:rPr>
+              <w:t>Propor esta política e as suas revisões ao Órgão de gestão (RJC, art. 31.º, n.º 2, al. a)). Aprovar e registar as exceções (por exemplo, um sistema sem MFA). Verificar, na revisão anual, que a política é cumprida (checklist da secção 16).</w:t>
             </w:r>
           </w:p>
         </w:tc>
@@ -9321,7 +9183,7 @@
                 <w:szCs w:val="20"/>
                 <w:lang w:val="pt-PT"/>
               </w:rPr>
-              <w:t>Todos os colaboradores e prestadores</w:t>
+              <w:t>Responsável de TI (interno ou prestador externo)</w:t>
             </w:r>
           </w:p>
         </w:tc>
@@ -9344,36 +9206,129 @@
             <w:vAlign w:val="center"/>
           </w:tcPr>
           <w:p>
-            <w:pPr>
-              <w:rPr>
-                <w:lang w:val="pt-PT"/>
-              </w:rPr>
-            </w:pPr>
-            <w:r>
-              <w:rPr>
-                <w:sz w:val="20"/>
-                <w:szCs w:val="20"/>
-                <w:lang w:val="pt-PT"/>
-              </w:rPr>
-              <w:t xml:space="preserve">Cumprir esta política. Usar palavras-passe únicas e fortes. </w:t>
-            </w:r>
-            <w:proofErr w:type="spellStart"/>
-            <w:r>
-              <w:rPr>
-                <w:sz w:val="20"/>
-                <w:szCs w:val="20"/>
-                <w:lang w:val="pt-PT"/>
-              </w:rPr>
-              <w:t>Activar</w:t>
-            </w:r>
-            <w:proofErr w:type="spellEnd"/>
-            <w:r>
-              <w:rPr>
-                <w:sz w:val="20"/>
-                <w:szCs w:val="20"/>
-                <w:lang w:val="pt-PT"/>
-              </w:rPr>
-              <w:t xml:space="preserve"> MFA quando disponível. Reportar imediatamente qualquer suspeita de comprometimento de credenciais.</w:t>
+            <w:r>
+              <w:rPr>
+                <w:sz w:val="20"/>
+                <w:szCs w:val="20"/>
+                <w:lang w:val="pt-PT"/>
+              </w:rPr>
+              <w:t>Implementar os controlos técnicos nos sistemas. Gerir o ciclo de vida das contas. Rever alertas de autenticação suspeita. Gerir o gestor de palavras-passe corporativo. Propor exceções quando um sistema não cumpra os requisitos.</w:t>
+            </w:r>
+            <w:proofErr w:type="spellStart"/>
+            <w:r>
+              <w:rPr>
+                <w:sz w:val="20"/>
+                <w:szCs w:val="20"/>
+              </w:rPr>
+            </w:r>
+            <w:proofErr w:type="spellEnd"/>
+            <w:r>
+              <w:rPr>
+                <w:sz w:val="20"/>
+                <w:szCs w:val="20"/>
+              </w:rPr>
+            </w:r>
+            <w:proofErr w:type="spellStart"/>
+            <w:r>
+              <w:rPr>
+                <w:sz w:val="20"/>
+                <w:szCs w:val="20"/>
+              </w:rPr>
+            </w:r>
+            <w:proofErr w:type="spellEnd"/>
+            <w:r>
+              <w:rPr>
+                <w:sz w:val="20"/>
+                <w:szCs w:val="20"/>
+              </w:rPr>
+            </w:r>
+          </w:p>
+        </w:tc>
+      </w:tr>
+      <w:tr>
+        <w:tc>
+          <w:tcPr>
+            <w:tcW w:w="2600" w:type="dxa"/>
+            <w:tcBorders>
+              <w:top w:val="single" w:sz="6" w:space="0" w:color="AAAAAA"/>
+              <w:left w:val="single" w:sz="6" w:space="0" w:color="AAAAAA"/>
+              <w:bottom w:val="single" w:sz="6" w:space="0" w:color="AAAAAA"/>
+              <w:right w:val="single" w:sz="6" w:space="0" w:color="AAAAAA"/>
+            </w:tcBorders>
+            <w:shd w:val="clear" w:color="auto" w:fill="FFFFFF"/>
+            <w:tcMar>
+              <w:top w:w="80" w:type="dxa"/>
+              <w:left w:w="120" w:type="dxa"/>
+              <w:bottom w:w="80" w:type="dxa"/>
+              <w:right w:w="120" w:type="dxa"/>
+            </w:tcMar>
+            <w:vAlign w:val="center"/>
+          </w:tcPr>
+          <w:p>
+            <w:pPr>
+              <w:rPr>
+                <w:lang w:val="pt-PT"/>
+              </w:rPr>
+            </w:pPr>
+            <w:r>
+              <w:rPr>
+                <w:b/>
+                <w:bCs/>
+                <w:sz w:val="20"/>
+                <w:szCs w:val="20"/>
+                <w:lang w:val="pt-PT"/>
+              </w:rPr>
+              <w:t>Colaboradores (incluindo temporários, estagiários e prestadores com acesso)</w:t>
+            </w:r>
+          </w:p>
+        </w:tc>
+        <w:tc>
+          <w:tcPr>
+            <w:tcW w:w="6426" w:type="dxa"/>
+            <w:tcBorders>
+              <w:top w:val="single" w:sz="6" w:space="0" w:color="AAAAAA"/>
+              <w:left w:val="single" w:sz="6" w:space="0" w:color="AAAAAA"/>
+              <w:bottom w:val="single" w:sz="6" w:space="0" w:color="AAAAAA"/>
+              <w:right w:val="single" w:sz="6" w:space="0" w:color="AAAAAA"/>
+            </w:tcBorders>
+            <w:shd w:val="clear" w:color="auto" w:fill="FFFFFF"/>
+            <w:tcMar>
+              <w:top w:w="80" w:type="dxa"/>
+              <w:left w:w="120" w:type="dxa"/>
+              <w:bottom w:w="80" w:type="dxa"/>
+              <w:right w:w="120" w:type="dxa"/>
+            </w:tcMar>
+            <w:vAlign w:val="center"/>
+          </w:tcPr>
+          <w:p>
+            <w:pPr>
+              <w:rPr>
+                <w:lang w:val="pt-PT"/>
+              </w:rPr>
+            </w:pPr>
+            <w:r>
+              <w:rPr>
+                <w:sz w:val="20"/>
+                <w:szCs w:val="20"/>
+                <w:lang w:val="pt-PT"/>
+              </w:rPr>
+              <w:t>Cumprir esta política. Usar palavras-passe únicas e fortes. Usar MFA em todas as contas que o suportem. Reportar imediatamente qualquer suspeita de comprometimento de credenciais.</w:t>
+            </w:r>
+            <w:proofErr w:type="spellStart"/>
+            <w:r>
+              <w:rPr>
+                <w:sz w:val="20"/>
+                <w:szCs w:val="20"/>
+                <w:lang w:val="pt-PT"/>
+              </w:rPr>
+            </w:r>
+            <w:proofErr w:type="spellEnd"/>
+            <w:r>
+              <w:rPr>
+                <w:sz w:val="20"/>
+                <w:szCs w:val="20"/>
+                <w:lang w:val="pt-PT"/>
+              </w:rPr>
             </w:r>
           </w:p>
         </w:tc>
@@ -9449,43 +9404,39 @@
                 <w:szCs w:val="20"/>
                 <w:lang w:val="pt-PT"/>
               </w:rPr>
-              <w:t xml:space="preserve">DL 125/2025, </w:t>
-            </w:r>
-            <w:proofErr w:type="spellStart"/>
-            <w:r>
-              <w:rPr>
-                <w:sz w:val="20"/>
-                <w:szCs w:val="20"/>
-                <w:lang w:val="pt-PT"/>
-              </w:rPr>
-              <w:t>Art</w:t>
-            </w:r>
-            <w:proofErr w:type="spellEnd"/>
-            <w:r>
-              <w:rPr>
-                <w:sz w:val="20"/>
-                <w:szCs w:val="20"/>
-                <w:lang w:val="pt-PT"/>
-              </w:rPr>
-              <w:t xml:space="preserve">. 8.º, n.º 1 - O órgão de administração é responsável pela aprovação das medidas de gestão do risco de </w:t>
-            </w:r>
-            <w:proofErr w:type="spellStart"/>
-            <w:r>
-              <w:rPr>
-                <w:sz w:val="20"/>
-                <w:szCs w:val="20"/>
-                <w:lang w:val="pt-PT"/>
-              </w:rPr>
-              <w:t>cibersegurança</w:t>
-            </w:r>
-            <w:proofErr w:type="spellEnd"/>
-            <w:r>
-              <w:rPr>
-                <w:sz w:val="20"/>
-                <w:szCs w:val="20"/>
-                <w:lang w:val="pt-PT"/>
-              </w:rPr>
-              <w:t>, incluindo as políticas de autenticação e gestão de identidades.</w:t>
+              <w:t>RJC, art. 25.º, n.º 1, al. a) - Os órgãos de gestão, direção e administração aprovam as medidas de gestão dos riscos de cibersegurança adotadas nos termos do art. 27.º, incluindo as políticas de autenticação e gestão de identidades.</w:t>
+            </w:r>
+            <w:proofErr w:type="spellStart"/>
+            <w:r>
+              <w:rPr>
+                <w:sz w:val="20"/>
+                <w:szCs w:val="20"/>
+                <w:lang w:val="pt-PT"/>
+              </w:rPr>
+            </w:r>
+            <w:proofErr w:type="spellEnd"/>
+            <w:r>
+              <w:rPr>
+                <w:sz w:val="20"/>
+                <w:szCs w:val="20"/>
+                <w:lang w:val="pt-PT"/>
+              </w:rPr>
+            </w:r>
+            <w:proofErr w:type="spellStart"/>
+            <w:r>
+              <w:rPr>
+                <w:sz w:val="20"/>
+                <w:szCs w:val="20"/>
+                <w:lang w:val="pt-PT"/>
+              </w:rPr>
+            </w:r>
+            <w:proofErr w:type="spellEnd"/>
+            <w:r>
+              <w:rPr>
+                <w:sz w:val="20"/>
+                <w:szCs w:val="20"/>
+                <w:lang w:val="pt-PT"/>
+              </w:rPr>
             </w:r>
           </w:p>
         </w:tc>
@@ -9640,7 +9591,7 @@
         <w:rPr>
           <w:lang w:val="pt-PT"/>
         </w:rPr>
-        <w:t>activar</w:t>
+        <w:t>ativar</w:t>
       </w:r>
       <w:proofErr w:type="spellEnd"/>
       <w:r>
@@ -9661,7 +9612,7 @@
         <w:rPr>
           <w:lang w:val="pt-PT"/>
         </w:rPr>
-        <w:t xml:space="preserve">Esta formação deve ser incluída na integração de novos colaboradores e renovada anualmente. Devem ser realizadas simulações de </w:t>
+        <w:t>Esta formação faz parte do acolhimento de novos colaboradores e é renovada anualmente. A participação é registada, como as restantes ações de sensibilização (QNRCS PR.FC-1, nível Básico). Recomenda-se, sem ser obrigatório, fazer simulações de phishing para medir o efeito da formação.</w:t>
       </w:r>
       <w:proofErr w:type="spellStart"/>
       <w:r>
@@ -9670,14 +9621,12 @@
           <w:iCs/>
           <w:lang w:val="pt-PT"/>
         </w:rPr>
-        <w:t>phishing</w:t>
       </w:r>
       <w:proofErr w:type="spellEnd"/>
       <w:r>
         <w:rPr>
           <w:lang w:val="pt-PT"/>
         </w:rPr>
-        <w:t xml:space="preserve"> periódicas para avaliar a resiliência dos colaboradores.</w:t>
       </w:r>
     </w:p>
     <w:p>
@@ -9758,7 +9707,7 @@
         <w:rPr>
           <w:lang w:val="pt-PT"/>
         </w:rPr>
-        <w:t xml:space="preserve">Esta política é revista anualmente ou sempre que ocorram alterações significativas nas recomendações de segurança, no quadro legal ou na sequência de incidentes relevantes. A próxima revisão está prevista para </w:t>
+        <w:t xml:space="preserve">Esta política é aprovada pelo Órgão de gestão (RJC, art. 25.º, n.º 1, al. a)) e revista anualmente ou sempre que ocorram alterações significativas nas recomendações de segurança, no quadro legal ou na sequência de incidentes relevantes. A revisão pode ser agendada como tarefa recorrente na plataforma NIS2PME. A próxima revisão está prevista para </w:t>
       </w:r>
       <w:r>
         <w:rPr>
@@ -9965,7 +9914,7 @@
                 <w:szCs w:val="20"/>
                 <w:lang w:val="pt-PT"/>
               </w:rPr>
-              <w:t>Os sistemas exigem um comprimento mínimo de 12 caracteres para utilizadores standard.</w:t>
+              <w:t>Os sistemas exigem um comprimento mínimo de 12 caracteres nas contas com MFA e de 15 nas contas em que a palavra-passe é o único fator.</w:t>
             </w:r>
           </w:p>
         </w:tc>
@@ -10099,25 +10048,25 @@
                 <w:szCs w:val="20"/>
                 <w:lang w:val="pt-PT"/>
               </w:rPr>
-              <w:t xml:space="preserve">O histórico de palavras-passe está </w:t>
-            </w:r>
-            <w:proofErr w:type="spellStart"/>
-            <w:r>
-              <w:rPr>
-                <w:sz w:val="20"/>
-                <w:szCs w:val="20"/>
-                <w:lang w:val="pt-PT"/>
-              </w:rPr>
-              <w:t>activo</w:t>
-            </w:r>
-            <w:proofErr w:type="spellEnd"/>
-            <w:r>
-              <w:rPr>
-                <w:sz w:val="20"/>
-                <w:szCs w:val="20"/>
-                <w:lang w:val="pt-PT"/>
-              </w:rPr>
-              <w:t xml:space="preserve"> (mínimo 12 palavras-passe anteriores).</w:t>
+              <w:t xml:space="preserve">O bloqueio de conta está </w:t>
+            </w:r>
+            <w:proofErr w:type="spellStart"/>
+            <w:r>
+              <w:rPr>
+                <w:sz w:val="20"/>
+                <w:szCs w:val="20"/>
+                <w:lang w:val="pt-PT"/>
+              </w:rPr>
+              <w:t>ativo</w:t>
+            </w:r>
+            <w:proofErr w:type="spellEnd"/>
+            <w:r>
+              <w:rPr>
+                <w:sz w:val="20"/>
+                <w:szCs w:val="20"/>
+                <w:lang w:val="pt-PT"/>
+              </w:rPr>
+              <w:t xml:space="preserve"> após 5 tentativas falhadas.</w:t>
             </w:r>
           </w:p>
         </w:tc>
@@ -10184,25 +10133,23 @@
                 <w:szCs w:val="20"/>
                 <w:lang w:val="pt-PT"/>
               </w:rPr>
-              <w:t xml:space="preserve">O bloqueio de conta está </w:t>
-            </w:r>
-            <w:proofErr w:type="spellStart"/>
-            <w:r>
-              <w:rPr>
-                <w:sz w:val="20"/>
-                <w:szCs w:val="20"/>
-                <w:lang w:val="pt-PT"/>
-              </w:rPr>
-              <w:t>activo</w:t>
-            </w:r>
-            <w:proofErr w:type="spellEnd"/>
-            <w:r>
-              <w:rPr>
-                <w:sz w:val="20"/>
-                <w:szCs w:val="20"/>
-                <w:lang w:val="pt-PT"/>
-              </w:rPr>
-              <w:t xml:space="preserve"> após 5 tentativas falhadas.</w:t>
+              <w:t>MFA está ativo em todas as contas que o suportem, incluindo acessos remotos, contas de administrador, correio eletrónico e serviços na nuvem.</w:t>
+            </w:r>
+            <w:proofErr w:type="spellStart"/>
+            <w:r>
+              <w:rPr>
+                <w:sz w:val="20"/>
+                <w:szCs w:val="20"/>
+                <w:lang w:val="pt-PT"/>
+              </w:rPr>
+            </w:r>
+            <w:proofErr w:type="spellEnd"/>
+            <w:r>
+              <w:rPr>
+                <w:sz w:val="20"/>
+                <w:szCs w:val="20"/>
+                <w:lang w:val="pt-PT"/>
+              </w:rPr>
             </w:r>
           </w:p>
         </w:tc>
@@ -10269,25 +10216,61 @@
                 <w:szCs w:val="20"/>
                 <w:lang w:val="pt-PT"/>
               </w:rPr>
-              <w:t xml:space="preserve">MFA está </w:t>
-            </w:r>
-            <w:proofErr w:type="spellStart"/>
-            <w:r>
-              <w:rPr>
-                <w:sz w:val="20"/>
-                <w:szCs w:val="20"/>
-                <w:lang w:val="pt-PT"/>
-              </w:rPr>
-              <w:t>activo</w:t>
-            </w:r>
-            <w:proofErr w:type="spellEnd"/>
-            <w:r>
-              <w:rPr>
-                <w:sz w:val="20"/>
-                <w:szCs w:val="20"/>
-                <w:lang w:val="pt-PT"/>
-              </w:rPr>
-              <w:t xml:space="preserve"> para todos os acessos remotos e contas de administrador.</w:t>
+              <w:t xml:space="preserve">As palavras-passe são armazenadas com </w:t>
+            </w:r>
+            <w:proofErr w:type="spellStart"/>
+            <w:r>
+              <w:rPr>
+                <w:sz w:val="20"/>
+                <w:szCs w:val="20"/>
+                <w:lang w:val="pt-PT"/>
+              </w:rPr>
+              <w:t>hashing</w:t>
+            </w:r>
+            <w:proofErr w:type="spellEnd"/>
+            <w:r>
+              <w:rPr>
+                <w:sz w:val="20"/>
+                <w:szCs w:val="20"/>
+                <w:lang w:val="pt-PT"/>
+              </w:rPr>
+              <w:t xml:space="preserve"> seguro (</w:t>
+            </w:r>
+            <w:proofErr w:type="spellStart"/>
+            <w:r>
+              <w:rPr>
+                <w:sz w:val="20"/>
+                <w:szCs w:val="20"/>
+                <w:lang w:val="pt-PT"/>
+              </w:rPr>
+              <w:t>bcrypt</w:t>
+            </w:r>
+            <w:proofErr w:type="spellEnd"/>
+            <w:r>
+              <w:rPr>
+                <w:sz w:val="20"/>
+                <w:szCs w:val="20"/>
+                <w:lang w:val="pt-PT"/>
+              </w:rPr>
+              <w:t xml:space="preserve">, Argon2id ou </w:t>
+            </w:r>
+            <w:proofErr w:type="spellStart"/>
+            <w:r>
+              <w:rPr>
+                <w:sz w:val="20"/>
+                <w:szCs w:val="20"/>
+                <w:lang w:val="pt-PT"/>
+              </w:rPr>
+              <w:t>scrypt</w:t>
+            </w:r>
+            <w:proofErr w:type="spellEnd"/>
+            <w:r>
+              <w:rPr>
+                <w:sz w:val="20"/>
+                <w:szCs w:val="20"/>
+                <w:lang w:val="pt-PT"/>
+              </w:rPr>
+              <w:t>).</w:t>
             </w:r>
           </w:p>
         </w:tc>
@@ -10354,61 +10337,7 @@
                 <w:szCs w:val="20"/>
                 <w:lang w:val="pt-PT"/>
               </w:rPr>
-              <w:t xml:space="preserve">As palavras-passe são armazenadas com </w:t>
-            </w:r>
-            <w:proofErr w:type="spellStart"/>
-            <w:r>
-              <w:rPr>
-                <w:sz w:val="20"/>
-                <w:szCs w:val="20"/>
-                <w:lang w:val="pt-PT"/>
-              </w:rPr>
-              <w:t>hashing</w:t>
-            </w:r>
-            <w:proofErr w:type="spellEnd"/>
-            <w:r>
-              <w:rPr>
-                <w:sz w:val="20"/>
-                <w:szCs w:val="20"/>
-                <w:lang w:val="pt-PT"/>
-              </w:rPr>
-              <w:t xml:space="preserve"> seguro (</w:t>
-            </w:r>
-            <w:proofErr w:type="spellStart"/>
-            <w:r>
-              <w:rPr>
-                <w:sz w:val="20"/>
-                <w:szCs w:val="20"/>
-                <w:lang w:val="pt-PT"/>
-              </w:rPr>
-              <w:t>bcrypt</w:t>
-            </w:r>
-            <w:proofErr w:type="spellEnd"/>
-            <w:r>
-              <w:rPr>
-                <w:sz w:val="20"/>
-                <w:szCs w:val="20"/>
-                <w:lang w:val="pt-PT"/>
-              </w:rPr>
-              <w:t xml:space="preserve">, Argon2id ou </w:t>
-            </w:r>
-            <w:proofErr w:type="spellStart"/>
-            <w:r>
-              <w:rPr>
-                <w:sz w:val="20"/>
-                <w:szCs w:val="20"/>
-                <w:lang w:val="pt-PT"/>
-              </w:rPr>
-              <w:t>scrypt</w:t>
-            </w:r>
-            <w:proofErr w:type="spellEnd"/>
-            <w:r>
-              <w:rPr>
-                <w:sz w:val="20"/>
-                <w:szCs w:val="20"/>
-                <w:lang w:val="pt-PT"/>
-              </w:rPr>
-              <w:t>).</w:t>
+              <w:t>As palavras-passe por defeito de novos sistemas e dispositivos são alteradas antes da entrada em produção.</w:t>
             </w:r>
           </w:p>
         </w:tc>
@@ -10475,7 +10404,7 @@
                 <w:szCs w:val="20"/>
                 <w:lang w:val="pt-PT"/>
               </w:rPr>
-              <w:t>As palavras-passe por defeito de novos sistemas e dispositivos são alteradas antes da entrada em produção.</w:t>
+              <w:t>As exceções ao MFA estão aprovadas pelo Responsável de Cibersegurança e registadas.</w:t>
             </w:r>
           </w:p>
         </w:tc>
@@ -10849,25 +10778,23 @@
                 <w:szCs w:val="20"/>
                 <w:lang w:val="pt-PT"/>
               </w:rPr>
-              <w:t xml:space="preserve">Foi realizada pelo menos uma simulação de </w:t>
-            </w:r>
-            <w:proofErr w:type="spellStart"/>
-            <w:r>
-              <w:rPr>
-                <w:sz w:val="20"/>
-                <w:szCs w:val="20"/>
-                <w:lang w:val="pt-PT"/>
-              </w:rPr>
-              <w:t>phishing</w:t>
-            </w:r>
-            <w:proofErr w:type="spellEnd"/>
-            <w:r>
-              <w:rPr>
-                <w:sz w:val="20"/>
-                <w:szCs w:val="20"/>
-                <w:lang w:val="pt-PT"/>
-              </w:rPr>
-              <w:t xml:space="preserve"> no último ano.</w:t>
+              <w:t>(Recomendado) Foi realizada pelo menos uma simulação de phishing no último ano.</w:t>
+            </w:r>
+            <w:proofErr w:type="spellStart"/>
+            <w:r>
+              <w:rPr>
+                <w:sz w:val="20"/>
+                <w:szCs w:val="20"/>
+                <w:lang w:val="pt-PT"/>
+              </w:rPr>
+            </w:r>
+            <w:proofErr w:type="spellEnd"/>
+            <w:r>
+              <w:rPr>
+                <w:sz w:val="20"/>
+                <w:szCs w:val="20"/>
+                <w:lang w:val="pt-PT"/>
+              </w:rPr>
             </w:r>
           </w:p>
         </w:tc>
@@ -10934,7 +10861,7 @@
                 <w:szCs w:val="20"/>
                 <w:lang w:val="pt-PT"/>
               </w:rPr>
-              <w:t>As contas de serviço têm palavras-passe com 20 ou mais caracteres, geradas automaticamente.</w:t>
+              <w:t>As contas de serviço têm palavras-passe com pelo menos 15 caracteres, geradas automaticamente.</w:t>
             </w:r>
           </w:p>
         </w:tc>
@@ -11011,7 +10938,7 @@
                 <w:szCs w:val="20"/>
                 <w:lang w:val="pt-PT"/>
               </w:rPr>
-              <w:t>desactivadas</w:t>
+              <w:t>desativadas</w:t>
             </w:r>
             <w:proofErr w:type="spellEnd"/>
             <w:r>
@@ -11057,6 +10984,11 @@
         </w:tc>
       </w:tr>
     </w:tbl>
+    <w:p>
+      <w:pPr>
+        <w:spacing w:before="120"/>
+      </w:pPr>
+    </w:p>
     <w:p>
       <w:pPr>
         <w:pBdr>
@@ -11069,13 +11001,550 @@
       <w:pPr>
         <w:pStyle w:val="Heading1"/>
       </w:pPr>
-      <w:r>
-        <w:t xml:space="preserve">17. </w:t>
-      </w:r>
       <w:proofErr w:type="spellStart"/>
-      <w:r>
-        <w:t>Aprovação</w:t>
-      </w:r>
+      <w:proofErr w:type="spellEnd"/>
+      <w:r>
+        <w:t>17. Níveis do QNRCS e Controlos Abrangidos</w:t>
+      </w:r>
+    </w:p>
+    <w:p>
+      <w:pPr>
+        <w:pStyle w:val="Heading2"/>
+        <w:rPr>
+          <w:lang w:val="pt-PT"/>
+        </w:rPr>
+      </w:pPr>
+      <w:r>
+        <w:rPr>
+          <w:lang w:val="pt-PT"/>
+        </w:rPr>
+        <w:t>17.1 O que acresce nos níveis Substancial e Elevado</w:t>
+      </w:r>
+    </w:p>
+    <w:p>
+      <w:pPr>
+        <w:spacing w:before="80" w:after="80"/>
+        <w:rPr>
+          <w:lang w:val="pt-PT"/>
+        </w:rPr>
+      </w:pPr>
+      <w:r>
+        <w:rPr>
+          <w:lang w:val="pt-PT"/>
+        </w:rPr>
+        <w:t>Esta política serve, tal como está, para o nível Básico do QNRCS. Os níveis são cumulativos (Regulamento n.º 756/2026, art. 30.º, n.º 2). Como exige MFA em todas as contas que o suportem, já cumpre o que os níveis Substancial e Elevado pedem sobre MFA (PR.GA-3). Acresce:</w:t>
+      </w:r>
+    </w:p>
+    <w:p>
+      <w:pPr>
+        <w:pStyle w:val="ListParagraph"/>
+        <w:numPr>
+          <w:ilvl w:val="0"/>
+          <w:numId w:val="2"/>
+        </w:numPr>
+        <w:rPr>
+          <w:lang w:val="pt-PT"/>
+        </w:rPr>
+      </w:pPr>
+      <w:r>
+        <w:rPr>
+          <w:lang w:val="pt-PT"/>
+        </w:rPr>
+        <w:t>Nível Substancial: desativar as credenciais após o período de inatividade definido na Política de Gestão de Identidades, Autenticação e Controlo de Acessos (90 dias) e monitorizar os sistemas críticos quanto ao uso atípico de credenciais (PR.GA-1).</w:t>
+      </w:r>
+    </w:p>
+    <w:p>
+      <w:pPr>
+        <w:pStyle w:val="ListParagraph"/>
+        <w:numPr>
+          <w:ilvl w:val="0"/>
+          <w:numId w:val="2"/>
+        </w:numPr>
+        <w:rPr>
+          <w:lang w:val="pt-PT"/>
+        </w:rPr>
+      </w:pPr>
+      <w:r>
+        <w:rPr>
+          <w:lang w:val="pt-PT"/>
+        </w:rPr>
+        <w:t>Nível Elevado: gerir as credenciais de dispositivos, serviços e utilizadores com mecanismos automatizados (por exemplo, um gestor de palavras-passe corporativo que gera e renova as palavras-passe das contas de serviço) e usar autenticação segura (certificados, tokens ou chaves criptográficas) entre sistemas críticos, em vez de palavras-passe fixas (PR.GA-1).</w:t>
+      </w:r>
+    </w:p>
+    <w:p>
+      <w:pPr>
+        <w:pStyle w:val="Heading2"/>
+        <w:rPr>
+          <w:lang w:val="pt-PT"/>
+        </w:rPr>
+      </w:pPr>
+      <w:r>
+        <w:rPr>
+          <w:lang w:val="pt-PT"/>
+        </w:rPr>
+        <w:t>17.2 Controlos do QNRCS abrangidos</w:t>
+      </w:r>
+    </w:p>
+    <w:tbl>
+      <w:tblPr>
+        <w:tblW w:w="9026" w:type="dxa"/>
+        <w:tblBorders>
+          <w:top w:val="single" w:sz="4" w:space="0" w:color="auto"/>
+          <w:left w:val="single" w:sz="4" w:space="0" w:color="auto"/>
+          <w:bottom w:val="single" w:sz="4" w:space="0" w:color="auto"/>
+          <w:right w:val="single" w:sz="4" w:space="0" w:color="auto"/>
+          <w:insideH w:val="single" w:sz="4" w:space="0" w:color="auto"/>
+          <w:insideV w:val="single" w:sz="4" w:space="0" w:color="auto"/>
+        </w:tblBorders>
+        <w:tblCellMar>
+          <w:left w:w="10" w:type="dxa"/>
+          <w:right w:w="10" w:type="dxa"/>
+        </w:tblCellMar>
+        <w:tblLook w:val="0000" w:firstRow="0" w:lastRow="0" w:firstColumn="0" w:lastColumn="0" w:noHBand="0" w:noVBand="0"/>
+      </w:tblPr>
+      <w:tblGrid>
+        <w:gridCol w:w="1300"/>
+        <w:gridCol w:w="1700"/>
+        <w:gridCol w:w="6026"/>
+      </w:tblGrid>
+      <w:tr>
+        <w:tc>
+          <w:tcPr>
+            <w:tcW w:w="1300" w:type="dxa"/>
+            <w:tcBorders>
+              <w:top w:val="single" w:sz="6" w:space="0" w:color="2E75B6"/>
+              <w:left w:val="single" w:sz="6" w:space="0" w:color="2E75B6"/>
+              <w:bottom w:val="single" w:sz="6" w:space="0" w:color="2E75B6"/>
+              <w:right w:val="single" w:sz="6" w:space="0" w:color="2E75B6"/>
+            </w:tcBorders>
+            <w:shd w:val="clear" w:color="auto" w:fill="1F4E79"/>
+            <w:tcMar>
+              <w:top w:w="80" w:type="dxa"/>
+              <w:left w:w="120" w:type="dxa"/>
+              <w:bottom w:w="80" w:type="dxa"/>
+              <w:right w:w="120" w:type="dxa"/>
+            </w:tcMar>
+            <w:vAlign w:val="center"/>
+          </w:tcPr>
+          <w:p>
+            <w:pPr>
+              <w:jc w:val="center"/>
+            </w:pPr>
+            <w:proofErr w:type="spellStart"/>
+            <w:proofErr w:type="spellEnd"/>
+            <w:r>
+              <w:rPr>
+                <w:b/>
+                <w:bCs/>
+                <w:color w:val="FFFFFF"/>
+                <w:sz w:val="20"/>
+                <w:szCs w:val="20"/>
+              </w:rPr>
+              <w:t>Código</w:t>
+            </w:r>
+          </w:p>
+        </w:tc>
+        <w:tc>
+          <w:tcPr>
+            <w:tcW w:w="1700" w:type="dxa"/>
+            <w:tcBorders>
+              <w:top w:val="single" w:sz="6" w:space="0" w:color="2E75B6"/>
+              <w:left w:val="single" w:sz="6" w:space="0" w:color="2E75B6"/>
+              <w:bottom w:val="single" w:sz="6" w:space="0" w:color="2E75B6"/>
+              <w:right w:val="single" w:sz="6" w:space="0" w:color="2E75B6"/>
+            </w:tcBorders>
+            <w:shd w:val="clear" w:color="auto" w:fill="1F4E79"/>
+            <w:tcMar>
+              <w:top w:w="80" w:type="dxa"/>
+              <w:left w:w="120" w:type="dxa"/>
+              <w:bottom w:w="80" w:type="dxa"/>
+              <w:right w:w="120" w:type="dxa"/>
+            </w:tcMar>
+            <w:vAlign w:val="center"/>
+          </w:tcPr>
+          <w:p>
+            <w:pPr>
+              <w:jc w:val="center"/>
+            </w:pPr>
+            <w:r>
+              <w:rPr>
+                <w:b/>
+                <w:bCs/>
+                <w:color w:val="FFFFFF"/>
+                <w:sz w:val="20"/>
+                <w:szCs w:val="20"/>
+              </w:rPr>
+              <w:t>Nível</w:t>
+            </w:r>
+          </w:p>
+        </w:tc>
+        <w:tc>
+          <w:tcPr>
+            <w:tcW w:w="6026" w:type="dxa"/>
+            <w:tcBorders>
+              <w:top w:val="single" w:sz="6" w:space="0" w:color="2E75B6"/>
+              <w:left w:val="single" w:sz="6" w:space="0" w:color="2E75B6"/>
+              <w:bottom w:val="single" w:sz="6" w:space="0" w:color="2E75B6"/>
+              <w:right w:val="single" w:sz="6" w:space="0" w:color="2E75B6"/>
+            </w:tcBorders>
+            <w:shd w:val="clear" w:color="auto" w:fill="1F4E79"/>
+            <w:tcMar>
+              <w:top w:w="80" w:type="dxa"/>
+              <w:left w:w="120" w:type="dxa"/>
+              <w:bottom w:w="80" w:type="dxa"/>
+              <w:right w:w="120" w:type="dxa"/>
+            </w:tcMar>
+            <w:vAlign w:val="center"/>
+          </w:tcPr>
+          <w:p>
+            <w:pPr>
+              <w:jc w:val="center"/>
+            </w:pPr>
+            <w:proofErr w:type="spellStart"/>
+            <w:proofErr w:type="spellEnd"/>
+            <w:proofErr w:type="spellStart"/>
+            <w:proofErr w:type="spellEnd"/>
+            <w:r>
+              <w:rPr>
+                <w:b/>
+                <w:bCs/>
+                <w:color w:val="FFFFFF"/>
+                <w:sz w:val="20"/>
+                <w:szCs w:val="20"/>
+              </w:rPr>
+              <w:t>Onde neste documento</w:t>
+            </w:r>
+          </w:p>
+        </w:tc>
+      </w:tr>
+      <w:tr>
+        <w:tc>
+          <w:tcPr>
+            <w:tcW w:w="1300" w:type="dxa"/>
+            <w:tcBorders>
+              <w:top w:val="single" w:sz="6" w:space="0" w:color="AAAAAA"/>
+              <w:left w:val="single" w:sz="6" w:space="0" w:color="AAAAAA"/>
+              <w:bottom w:val="single" w:sz="6" w:space="0" w:color="AAAAAA"/>
+              <w:right w:val="single" w:sz="6" w:space="0" w:color="AAAAAA"/>
+            </w:tcBorders>
+            <w:shd w:val="clear" w:color="auto" w:fill="FFFFFF"/>
+            <w:tcMar>
+              <w:top w:w="80" w:type="dxa"/>
+              <w:left w:w="120" w:type="dxa"/>
+              <w:bottom w:w="80" w:type="dxa"/>
+              <w:right w:w="120" w:type="dxa"/>
+            </w:tcMar>
+            <w:vAlign w:val="center"/>
+          </w:tcPr>
+          <w:p>
+            <w:pPr>
+              <w:rPr>
+                <w:lang w:val="pt-PT"/>
+              </w:rPr>
+            </w:pPr>
+            <w:r>
+              <w:rPr>
+                <w:b/>
+                <w:sz w:val="20"/>
+                <w:szCs w:val="20"/>
+                <w:lang w:val="pt-PT"/>
+              </w:rPr>
+              <w:t>PR.GA-1</w:t>
+            </w:r>
+          </w:p>
+        </w:tc>
+        <w:tc>
+          <w:tcPr>
+            <w:tcW w:w="1700" w:type="dxa"/>
+            <w:tcBorders>
+              <w:top w:val="single" w:sz="6" w:space="0" w:color="AAAAAA"/>
+              <w:left w:val="single" w:sz="6" w:space="0" w:color="AAAAAA"/>
+              <w:bottom w:val="single" w:sz="6" w:space="0" w:color="AAAAAA"/>
+              <w:right w:val="single" w:sz="6" w:space="0" w:color="AAAAAA"/>
+            </w:tcBorders>
+            <w:shd w:val="clear" w:color="auto" w:fill="FFFFFF"/>
+            <w:tcMar>
+              <w:top w:w="80" w:type="dxa"/>
+              <w:left w:w="120" w:type="dxa"/>
+              <w:bottom w:w="80" w:type="dxa"/>
+              <w:right w:w="120" w:type="dxa"/>
+            </w:tcMar>
+            <w:vAlign w:val="center"/>
+          </w:tcPr>
+          <w:p>
+            <w:pPr>
+              <w:jc w:val="center"/>
+            </w:pPr>
+            <w:r>
+              <w:rPr>
+                <w:sz w:val="20"/>
+                <w:szCs w:val="20"/>
+              </w:rPr>
+              <w:t>Básico</w:t>
+            </w:r>
+          </w:p>
+        </w:tc>
+        <w:tc>
+          <w:tcPr>
+            <w:tcW w:w="6026" w:type="dxa"/>
+            <w:tcBorders>
+              <w:top w:val="single" w:sz="6" w:space="0" w:color="AAAAAA"/>
+              <w:left w:val="single" w:sz="6" w:space="0" w:color="AAAAAA"/>
+              <w:bottom w:val="single" w:sz="6" w:space="0" w:color="AAAAAA"/>
+              <w:right w:val="single" w:sz="6" w:space="0" w:color="AAAAAA"/>
+            </w:tcBorders>
+            <w:shd w:val="clear" w:color="auto" w:fill="FFFFFF"/>
+            <w:tcMar>
+              <w:top w:w="80" w:type="dxa"/>
+              <w:left w:w="120" w:type="dxa"/>
+              <w:bottom w:w="80" w:type="dxa"/>
+              <w:right w:w="120" w:type="dxa"/>
+            </w:tcMar>
+            <w:vAlign w:val="center"/>
+          </w:tcPr>
+          <w:p>
+            <w:pPr>
+              <w:rPr>
+                <w:lang w:val="pt-PT"/>
+              </w:rPr>
+            </w:pPr>
+            <w:r>
+              <w:rPr>
+                <w:sz w:val="20"/>
+                <w:szCs w:val="20"/>
+                <w:lang w:val="pt-PT"/>
+              </w:rPr>
+              <w:t>É a Política de Palavra-passe pedida pelo critério (secções 5 a 12). O critério pede também a Política de Gestão de Identidades, Autenticação e Controlo de Acessos, que é um documento à parte. A evidência técnica (configuração dos sistemas) fica nos sistemas.</w:t>
+            </w:r>
+          </w:p>
+        </w:tc>
+      </w:tr>
+      <w:tr>
+        <w:tc>
+          <w:tcPr>
+            <w:tcW w:w="1300" w:type="dxa"/>
+            <w:tcBorders>
+              <w:top w:val="single" w:sz="6" w:space="0" w:color="AAAAAA"/>
+              <w:left w:val="single" w:sz="6" w:space="0" w:color="AAAAAA"/>
+              <w:bottom w:val="single" w:sz="6" w:space="0" w:color="AAAAAA"/>
+              <w:right w:val="single" w:sz="6" w:space="0" w:color="AAAAAA"/>
+            </w:tcBorders>
+            <w:shd w:val="clear" w:color="auto" w:fill="D6E4F0"/>
+            <w:tcMar>
+              <w:top w:w="80" w:type="dxa"/>
+              <w:left w:w="120" w:type="dxa"/>
+              <w:bottom w:w="80" w:type="dxa"/>
+              <w:right w:w="120" w:type="dxa"/>
+            </w:tcMar>
+            <w:vAlign w:val="center"/>
+          </w:tcPr>
+          <w:p>
+            <w:pPr>
+              <w:rPr>
+                <w:lang w:val="pt-PT"/>
+              </w:rPr>
+            </w:pPr>
+            <w:proofErr w:type="spellStart"/>
+            <w:proofErr w:type="spellEnd"/>
+            <w:r>
+              <w:rPr>
+                <w:b/>
+                <w:sz w:val="20"/>
+                <w:szCs w:val="20"/>
+                <w:lang w:val="pt-PT"/>
+              </w:rPr>
+              <w:t>PR.GA-3</w:t>
+            </w:r>
+          </w:p>
+        </w:tc>
+        <w:tc>
+          <w:tcPr>
+            <w:tcW w:w="1700" w:type="dxa"/>
+            <w:tcBorders>
+              <w:top w:val="single" w:sz="6" w:space="0" w:color="AAAAAA"/>
+              <w:left w:val="single" w:sz="6" w:space="0" w:color="AAAAAA"/>
+              <w:bottom w:val="single" w:sz="6" w:space="0" w:color="AAAAAA"/>
+              <w:right w:val="single" w:sz="6" w:space="0" w:color="AAAAAA"/>
+            </w:tcBorders>
+            <w:shd w:val="clear" w:color="auto" w:fill="D6E4F0"/>
+            <w:tcMar>
+              <w:top w:w="80" w:type="dxa"/>
+              <w:left w:w="120" w:type="dxa"/>
+              <w:bottom w:w="80" w:type="dxa"/>
+              <w:right w:w="120" w:type="dxa"/>
+            </w:tcMar>
+            <w:vAlign w:val="center"/>
+          </w:tcPr>
+          <w:p>
+            <w:pPr>
+              <w:jc w:val="center"/>
+            </w:pPr>
+            <w:r>
+              <w:rPr>
+                <w:sz w:val="20"/>
+                <w:szCs w:val="20"/>
+              </w:rPr>
+              <w:t>Básico</w:t>
+            </w:r>
+          </w:p>
+        </w:tc>
+        <w:tc>
+          <w:tcPr>
+            <w:tcW w:w="6026" w:type="dxa"/>
+            <w:tcBorders>
+              <w:top w:val="single" w:sz="6" w:space="0" w:color="AAAAAA"/>
+              <w:left w:val="single" w:sz="6" w:space="0" w:color="AAAAAA"/>
+              <w:bottom w:val="single" w:sz="6" w:space="0" w:color="AAAAAA"/>
+              <w:right w:val="single" w:sz="6" w:space="0" w:color="AAAAAA"/>
+            </w:tcBorders>
+            <w:shd w:val="clear" w:color="auto" w:fill="D6E4F0"/>
+            <w:tcMar>
+              <w:top w:w="80" w:type="dxa"/>
+              <w:left w:w="120" w:type="dxa"/>
+              <w:bottom w:w="80" w:type="dxa"/>
+              <w:right w:w="120" w:type="dxa"/>
+            </w:tcMar>
+            <w:vAlign w:val="center"/>
+          </w:tcPr>
+          <w:p>
+            <w:pPr>
+              <w:rPr>
+                <w:lang w:val="pt-PT"/>
+              </w:rPr>
+            </w:pPr>
+            <w:r>
+              <w:rPr>
+                <w:sz w:val="20"/>
+                <w:szCs w:val="20"/>
+                <w:lang w:val="pt-PT"/>
+              </w:rPr>
+              <w:t>MFA em todas as contas que o suportem (secções 4 e 10), o que cobre também o MFA pedido nos níveis Substancial e Elevado. O resto destes níveis está na Política de Gestão de Identidades, Autenticação e Controlo de Acessos.</w:t>
+            </w:r>
+          </w:p>
+        </w:tc>
+      </w:tr>
+      <w:tr>
+        <w:tc>
+          <w:tcPr>
+            <w:tcW w:w="1300" w:type="dxa"/>
+            <w:tcBorders>
+              <w:top w:val="single" w:sz="6" w:space="0" w:color="AAAAAA"/>
+              <w:left w:val="single" w:sz="6" w:space="0" w:color="AAAAAA"/>
+              <w:bottom w:val="single" w:sz="6" w:space="0" w:color="AAAAAA"/>
+              <w:right w:val="single" w:sz="6" w:space="0" w:color="AAAAAA"/>
+            </w:tcBorders>
+            <w:shd w:val="clear" w:color="auto" w:fill="FFFFFF"/>
+            <w:tcMar>
+              <w:top w:w="80" w:type="dxa"/>
+              <w:left w:w="120" w:type="dxa"/>
+              <w:bottom w:w="80" w:type="dxa"/>
+              <w:right w:w="120" w:type="dxa"/>
+            </w:tcMar>
+            <w:vAlign w:val="center"/>
+          </w:tcPr>
+          <w:p>
+            <w:pPr>
+              <w:rPr>
+                <w:lang w:val="pt-PT"/>
+              </w:rPr>
+            </w:pPr>
+            <w:proofErr w:type="spellStart"/>
+            <w:proofErr w:type="spellEnd"/>
+            <w:r>
+              <w:rPr>
+                <w:b/>
+                <w:sz w:val="20"/>
+                <w:szCs w:val="20"/>
+                <w:lang w:val="pt-PT"/>
+              </w:rPr>
+              <w:t>PR.FC-1</w:t>
+            </w:r>
+          </w:p>
+        </w:tc>
+        <w:tc>
+          <w:tcPr>
+            <w:tcW w:w="1700" w:type="dxa"/>
+            <w:tcBorders>
+              <w:top w:val="single" w:sz="6" w:space="0" w:color="AAAAAA"/>
+              <w:left w:val="single" w:sz="6" w:space="0" w:color="AAAAAA"/>
+              <w:bottom w:val="single" w:sz="6" w:space="0" w:color="AAAAAA"/>
+              <w:right w:val="single" w:sz="6" w:space="0" w:color="AAAAAA"/>
+            </w:tcBorders>
+            <w:shd w:val="clear" w:color="auto" w:fill="FFFFFF"/>
+            <w:tcMar>
+              <w:top w:w="80" w:type="dxa"/>
+              <w:left w:w="120" w:type="dxa"/>
+              <w:bottom w:w="80" w:type="dxa"/>
+              <w:right w:w="120" w:type="dxa"/>
+            </w:tcMar>
+            <w:vAlign w:val="center"/>
+          </w:tcPr>
+          <w:p>
+            <w:pPr>
+              <w:jc w:val="center"/>
+            </w:pPr>
+            <w:r>
+              <w:rPr>
+                <w:sz w:val="20"/>
+                <w:szCs w:val="20"/>
+              </w:rPr>
+              <w:t>Básico (em parte)</w:t>
+            </w:r>
+          </w:p>
+        </w:tc>
+        <w:tc>
+          <w:tcPr>
+            <w:tcW w:w="6026" w:type="dxa"/>
+            <w:tcBorders>
+              <w:top w:val="single" w:sz="6" w:space="0" w:color="AAAAAA"/>
+              <w:left w:val="single" w:sz="6" w:space="0" w:color="AAAAAA"/>
+              <w:bottom w:val="single" w:sz="6" w:space="0" w:color="AAAAAA"/>
+              <w:right w:val="single" w:sz="6" w:space="0" w:color="AAAAAA"/>
+            </w:tcBorders>
+            <w:shd w:val="clear" w:color="auto" w:fill="FFFFFF"/>
+            <w:tcMar>
+              <w:top w:w="80" w:type="dxa"/>
+              <w:left w:w="120" w:type="dxa"/>
+              <w:bottom w:w="80" w:type="dxa"/>
+              <w:right w:w="120" w:type="dxa"/>
+            </w:tcMar>
+            <w:vAlign w:val="center"/>
+          </w:tcPr>
+          <w:p>
+            <w:pPr>
+              <w:rPr>
+                <w:lang w:val="pt-PT"/>
+              </w:rPr>
+            </w:pPr>
+            <w:r>
+              <w:rPr>
+                <w:sz w:val="20"/>
+                <w:szCs w:val="20"/>
+                <w:lang w:val="pt-PT"/>
+              </w:rPr>
+              <w:t>Conteúdos da formação sobre palavras-passe, phishing e MFA (secção 14). O registo da participação mantém-se com as restantes ações de sensibilização.</w:t>
+            </w:r>
+          </w:p>
+        </w:tc>
+      </w:tr>
+    </w:tbl>
+    <w:p>
+      <w:pPr>
+        <w:pBdr>
+          <w:bottom w:val="single" w:sz="6" w:space="1" w:color="2E75B6"/>
+        </w:pBdr>
+        <w:spacing w:before="80" w:after="80"/>
+      </w:pPr>
+    </w:p>
+    <w:p>
+      <w:pPr>
+        <w:pStyle w:val="Heading1"/>
+      </w:pPr>
+      <w:r>
+        <w:t>18. Aprovação</w:t>
+      </w:r>
+      <w:proofErr w:type="spellStart"/>
+      <w:r/>
       <w:proofErr w:type="spellEnd"/>
     </w:p>
     <w:p>
@@ -11253,7 +11722,7 @@
                 <w:sz w:val="20"/>
                 <w:szCs w:val="20"/>
               </w:rPr>
-              <w:t>Aprovado</w:t>
+              <w:t>Aprovado pelo Órgão de gestão</w:t>
             </w:r>
             <w:proofErr w:type="spellEnd"/>
             <w:r>
@@ -11264,7 +11733,6 @@
                 <w:sz w:val="20"/>
                 <w:szCs w:val="20"/>
               </w:rPr>
-              <w:t xml:space="preserve"> pela </w:t>
             </w:r>
             <w:proofErr w:type="spellStart"/>
             <w:r>
@@ -11275,7 +11743,6 @@
                 <w:sz w:val="20"/>
                 <w:szCs w:val="20"/>
               </w:rPr>
-              <w:t>Administração</w:t>
             </w:r>
             <w:proofErr w:type="spellEnd"/>
           </w:p>
@@ -11306,23 +11773,21 @@
                 <w:sz w:val="20"/>
                 <w:szCs w:val="20"/>
               </w:rPr>
-              <w:t>[Nome] [</w:t>
-            </w:r>
-            <w:proofErr w:type="spellStart"/>
-            <w:r>
-              <w:rPr>
-                <w:sz w:val="20"/>
-                <w:szCs w:val="20"/>
-              </w:rPr>
-              <w:t>Função</w:t>
-            </w:r>
-            <w:proofErr w:type="spellEnd"/>
-            <w:r>
-              <w:rPr>
-                <w:sz w:val="20"/>
-                <w:szCs w:val="20"/>
-              </w:rPr>
-              <w:t>] [Data]</w:t>
+              <w:t>[Nome] [Função] [Data] [Assinatura]</w:t>
+            </w:r>
+            <w:proofErr w:type="spellStart"/>
+            <w:r>
+              <w:rPr>
+                <w:sz w:val="20"/>
+                <w:szCs w:val="20"/>
+              </w:rPr>
+            </w:r>
+            <w:proofErr w:type="spellEnd"/>
+            <w:r>
+              <w:rPr>
+                <w:sz w:val="20"/>
+                <w:szCs w:val="20"/>
+              </w:rPr>
             </w:r>
           </w:p>
         </w:tc>
@@ -11350,23 +11815,21 @@
                 <w:sz w:val="20"/>
                 <w:szCs w:val="20"/>
               </w:rPr>
-              <w:t>[Nome] [</w:t>
-            </w:r>
-            <w:proofErr w:type="spellStart"/>
-            <w:r>
-              <w:rPr>
-                <w:sz w:val="20"/>
-                <w:szCs w:val="20"/>
-              </w:rPr>
-              <w:t>Função</w:t>
-            </w:r>
-            <w:proofErr w:type="spellEnd"/>
-            <w:r>
-              <w:rPr>
-                <w:sz w:val="20"/>
-                <w:szCs w:val="20"/>
-              </w:rPr>
-              <w:t>] [Data]</w:t>
+              <w:t>[Nome] [Função] [Data] [Assinatura]</w:t>
+            </w:r>
+            <w:proofErr w:type="spellStart"/>
+            <w:r>
+              <w:rPr>
+                <w:sz w:val="20"/>
+                <w:szCs w:val="20"/>
+              </w:rPr>
+            </w:r>
+            <w:proofErr w:type="spellEnd"/>
+            <w:r>
+              <w:rPr>
+                <w:sz w:val="20"/>
+                <w:szCs w:val="20"/>
+              </w:rPr>
             </w:r>
           </w:p>
         </w:tc>
@@ -11394,7 +11857,7 @@
                 <w:sz w:val="20"/>
                 <w:szCs w:val="20"/>
               </w:rPr>
-              <w:t>[Nome] [Cargo] [Data]</w:t>
+              <w:t>[Nome] [Cargo] [Data] [Assinatura]</w:t>
             </w:r>
           </w:p>
         </w:tc>
@@ -11617,7 +12080,7 @@
                 <w:szCs w:val="20"/>
                 <w:lang w:val="pt-PT"/>
               </w:rPr>
-              <w:t>Usar pelo menos 12 caracteres (utilizador normal) ou 16 (administrador).</w:t>
+              <w:t>Usar pelo menos 12 caracteres se a conta tiver MFA e 15 se não tiver.</w:t>
             </w:r>
           </w:p>
         </w:tc>
@@ -11658,14 +12121,14 @@
                 <w:szCs w:val="20"/>
                 <w:lang w:val="pt-PT"/>
               </w:rPr>
-              <w:t xml:space="preserve">Usar frases-passe: 4 ou mais palavras aleatórias são fáceis de lembrar e difíceis de adivinhar. </w:t>
-            </w:r>
-            <w:r>
-              <w:rPr>
-                <w:sz w:val="20"/>
-                <w:szCs w:val="20"/>
-              </w:rPr>
-              <w:t>Ex: 'Caderno-Azul-Janela-2025!'</w:t>
+              <w:t xml:space="preserve">Usar frases-passe: 3 ou mais palavras aleatórias são fáceis de lembrar e difíceis de adivinhar. </w:t>
+            </w:r>
+            <w:r>
+              <w:rPr>
+                <w:sz w:val="20"/>
+                <w:szCs w:val="20"/>
+              </w:rPr>
+              <w:t>Ex.: 'Caderno-Azul-Janela-2025!'</w:t>
             </w:r>
           </w:p>
         </w:tc>
@@ -11804,16 +12267,16 @@
                 <w:szCs w:val="20"/>
                 <w:lang w:val="pt-PT"/>
               </w:rPr>
-              <w:t>Activar</w:t>
-            </w:r>
-            <w:proofErr w:type="spellEnd"/>
-            <w:r>
-              <w:rPr>
-                <w:sz w:val="20"/>
-                <w:szCs w:val="20"/>
-                <w:lang w:val="pt-PT"/>
-              </w:rPr>
-              <w:t xml:space="preserve"> MFA (segundo factor de autenticação) em todas as contas que o suportem.</w:t>
+              <w:t>Ativar</w:t>
+            </w:r>
+            <w:proofErr w:type="spellEnd"/>
+            <w:r>
+              <w:rPr>
+                <w:sz w:val="20"/>
+                <w:szCs w:val="20"/>
+                <w:lang w:val="pt-PT"/>
+              </w:rPr>
+              <w:t xml:space="preserve"> MFA (segundo fator de autenticação) em todas as contas que o suportem.</w:t>
             </w:r>
           </w:p>
         </w:tc>
@@ -12620,20 +13083,70 @@
       <w:fldChar w:fldCharType="end"/>
     </w:r>
     <w:r>
+      <w:rPr>
+        <w:color w:val="888888"/>
+        <w:sz w:val="16"/>
+        <w:szCs w:val="16"/>
+        <w:lang w:val="pt-PT"/>
+      </w:rPr>
+      <w:t xml:space="preserve"> de </w:t>
+    </w:r>
+    <w:r>
+      <w:rPr>
+        <w:color w:val="888888"/>
+        <w:sz w:val="16"/>
+        <w:szCs w:val="16"/>
+        <w:lang w:val="pt-PT"/>
+      </w:rPr>
       <w:fldChar w:fldCharType="begin"/>
     </w:r>
     <w:r>
       <w:rPr>
+        <w:color w:val="888888"/>
+        <w:sz w:val="16"/>
+        <w:szCs w:val="16"/>
         <w:lang w:val="pt-PT"/>
       </w:rPr>
-      <w:instrText>[object Object]</w:instrText>
+      <w:instrText xml:space="preserve"> NUMPAGES   \* MERGEFORMAT </w:instrText>
     </w:r>
     <w:r>
+      <w:rPr>
+        <w:color w:val="888888"/>
+        <w:sz w:val="16"/>
+        <w:szCs w:val="16"/>
+        <w:lang w:val="pt-PT"/>
+      </w:rPr>
       <w:fldChar w:fldCharType="separate"/>
     </w:r>
     <w:r>
+      <w:rPr>
+        <w:noProof/>
+        <w:color w:val="888888"/>
+        <w:sz w:val="16"/>
+        <w:szCs w:val="16"/>
+        <w:lang w:val="pt-PT"/>
+      </w:rPr>
+      <w:t>1</w:t>
+    </w:r>
+    <w:r>
+      <w:rPr>
+        <w:color w:val="888888"/>
+        <w:sz w:val="16"/>
+        <w:szCs w:val="16"/>
+        <w:lang w:val="pt-PT"/>
+      </w:rPr>
       <w:fldChar w:fldCharType="end"/>
     </w:r>
+  </w:p>
+</w:ftr>
+</file>
+
+<file path=word/footer2.xml><?xml version="1.0" encoding="utf-8"?>
+<w:ftr xmlns:m="http://schemas.openxmlformats.org/officeDocument/2006/math" xmlns:mc="http://schemas.openxmlformats.org/markup-compatibility/2006" xmlns:mo="http://schemas.microsoft.com/office/mac/office/2008/main" xmlns:mv="urn:schemas-microsoft-com:mac:vml" xmlns:o="urn:schemas-microsoft-com:office:office" xmlns:r="http://schemas.openxmlformats.org/officeDocument/2006/relationships" xmlns:v="urn:schemas-microsoft-com:vml" xmlns:w10="urn:schemas-microsoft-com:office:word" xmlns:w14="http://schemas.microsoft.com/office/word/2010/wordml" xmlns:w="http://schemas.openxmlformats.org/wordprocessingml/2006/main" xmlns:wne="http://schemas.microsoft.com/office/word/2006/wordml" xmlns:wp14="http://schemas.microsoft.com/office/word/2010/wordprocessingDrawing" xmlns:wp="http://schemas.openxmlformats.org/drawingml/2006/wordprocessingDrawing" xmlns:wpc="http://schemas.microsoft.com/office/word/2010/wordprocessingCanvas" xmlns:wpg="http://schemas.microsoft.com/office/word/2010/wordprocessingGroup" xmlns:wpi="http://schemas.microsoft.com/office/word/2010/wordprocessingInk" xmlns:wps="http://schemas.microsoft.com/office/word/2010/wordprocessingShape" mc:Ignorable="w14 wp14">
+  <w:p>
+    <w:pPr>
+      <w:pStyle w:val="Footer"/>
+    </w:pPr>
   </w:p>
 </w:ftr>
 </file>
@@ -12698,8 +13211,18 @@
         <w:szCs w:val="18"/>
         <w:lang w:val="pt-PT"/>
       </w:rPr>
-      <w:t>Política de Palavras-Passe  |  v1.0  |  Confidencial</w:t>
+      <w:t xml:space="preserve">Política de Palavras-passe  |  v1.0  |  Confidencial</w:t>
     </w:r>
+  </w:p>
+</w:hdr>
+</file>
+
+<file path=word/header2.xml><?xml version="1.0" encoding="utf-8"?>
+<w:hdr xmlns:m="http://schemas.openxmlformats.org/officeDocument/2006/math" xmlns:mc="http://schemas.openxmlformats.org/markup-compatibility/2006" xmlns:mo="http://schemas.microsoft.com/office/mac/office/2008/main" xmlns:mv="urn:schemas-microsoft-com:mac:vml" xmlns:o="urn:schemas-microsoft-com:office:office" xmlns:r="http://schemas.openxmlformats.org/officeDocument/2006/relationships" xmlns:v="urn:schemas-microsoft-com:vml" xmlns:w10="urn:schemas-microsoft-com:office:word" xmlns:w14="http://schemas.microsoft.com/office/word/2010/wordml" xmlns:w="http://schemas.openxmlformats.org/wordprocessingml/2006/main" xmlns:wne="http://schemas.microsoft.com/office/word/2006/wordml" xmlns:wp14="http://schemas.microsoft.com/office/word/2010/wordprocessingDrawing" xmlns:wp="http://schemas.openxmlformats.org/drawingml/2006/wordprocessingDrawing" xmlns:wpc="http://schemas.microsoft.com/office/word/2010/wordprocessingCanvas" xmlns:wpg="http://schemas.microsoft.com/office/word/2010/wordprocessingGroup" xmlns:wpi="http://schemas.microsoft.com/office/word/2010/wordprocessingInk" xmlns:wps="http://schemas.microsoft.com/office/word/2010/wordprocessingShape" mc:Ignorable="w14 wp14">
+  <w:p>
+    <w:pPr>
+      <w:pStyle w:val="Header"/>
+    </w:pPr>
   </w:p>
 </w:hdr>
 </file>
